--- a/server/test_data/mails/14_Contract_delivery_mail.docx
+++ b/server/test_data/mails/14_Contract_delivery_mail.docx
@@ -29,7 +29,7 @@
           <w:sz w:val="18"/>
           <w:szCs w:val="18"/>
         </w:rPr>
-        <w:t xml:space="preserve">FIFO RECRUITMENT &amp; RTO SYSTEM EMAIL DISPATCH SPECIFICATION</w:t>
+        <w:t xml:space="preserve">OFFICIAL RECRUITMENT &amp; TRAINING TRANSMISSION RECORD</w:t>
       </w:r>
     </w:p>
     <w:tbl>
@@ -71,7 +71,7 @@
                 <w:bCs/>
                 <w:color w:val="1E293B"/>
               </w:rPr>
-              <w:t xml:space="preserve">EMAIL NUMBER: </w:t>
+              <w:t xml:space="preserve">EMAIL REFERENCE: </w:t>
             </w:r>
             <w:r>
               <w:rPr>
@@ -79,24 +79,7 @@
                 <w:bCs/>
                 <w:color w:val="0B3486"/>
               </w:rPr>
-              <w:t xml:space="preserve">#14 of 23</w:t>
-            </w:r>
-          </w:p>
-          <w:p>
-            <w:r>
-              <w:rPr>
-                <w:b/>
-                <w:bCs/>
-                <w:color w:val="1E293B"/>
-              </w:rPr>
-              <w:t xml:space="preserve">SENDER CLASSIFICATION: </w:t>
-            </w:r>
-            <w:r>
-              <w:rPr>
-                <w:b/>
-                <w:bCs/>
-              </w:rPr>
-              <w:t xml:space="preserve">System - Blue - Event</w:t>
+              <w:t xml:space="preserve">#14</w:t>
             </w:r>
           </w:p>
           <w:p>
@@ -109,7 +92,7 @@
               <w:t xml:space="preserve">FROM: </w:t>
             </w:r>
             <w:r>
-              <w:t xml:space="preserve">Blue Collar Recruitment &lt;info@jobnexe.com&gt;</w:t>
+              <w:t xml:space="preserve">Blue Collar Recruitment &lt;info@bluecollarrecruitment.co&gt;</w:t>
             </w:r>
           </w:p>
           <w:p>
@@ -147,24 +130,6 @@
               <w:t xml:space="preserve">Sponsored Candidate Competency Agreement — Action Required</w:t>
             </w:r>
           </w:p>
-          <w:p>
-            <w:r>
-              <w:rPr>
-                <w:b/>
-                <w:bCs/>
-                <w:color w:val="1E293B"/>
-              </w:rPr>
-              <w:t xml:space="preserve">SYSTEM TRIGGER: </w:t>
-            </w:r>
-            <w:r>
-              <w:rPr>
-                <w:i/>
-                <w:iCs/>
-                <w:color w:val="64748B"/>
-              </w:rPr>
-              <w:t xml:space="preserve">Contract Generation Event</w:t>
-            </w:r>
-          </w:p>
         </w:tc>
       </w:tr>
     </w:tbl>
@@ -214,7 +179,7 @@
           <w:sz w:val="20"/>
           <w:szCs w:val="20"/>
         </w:rPr>
-        <w:t xml:space="preserve">Your official Sponsored Candidate Competency Agreement is now ready for review and ratification on your portal.</w:t>
+        <w:t xml:space="preserve">Your official FIFO Employment Ticketing, Training &amp; Visa Sponsorship Candidate Agreement is now ready for review and ratification on your portal.</w:t>
       </w:r>
     </w:p>
     <w:p>
@@ -228,7 +193,7 @@
           <w:sz w:val="20"/>
           <w:szCs w:val="20"/>
         </w:rPr>
-        <w:t xml:space="preserve">Clarification: This document is a Ticket Sponsorship &amp; Verification Agreement, not an employment contract. It guarantees that upon acquiring and verifying prerequisite tickets, MACA LIMITED will proceed with your formal visa nomination.</w:t>
+        <w:t xml:space="preserve">Clarification: This document is issued by Blue Collar Recruitment Pty Limited (BC Recruit Pty Ltd) as a Ticket Sponsorship &amp; Prerequisite Verification Agreement, not an employment contract. It guarantees that upon acquiring and verifying prerequisite tickets, MACA LIMITED will proceed with your formal visa nomination.</w:t>
       </w:r>
     </w:p>
     <w:p>
@@ -242,7 +207,7 @@
           <w:sz w:val="20"/>
           <w:szCs w:val="20"/>
         </w:rPr>
-        <w:t xml:space="preserve">Refund Guarantee: Under our guarantee, 100% of your residual candidate contribution ($720 AUD) is refunded by MACA LIMITED upon arrival and site deployment.</w:t>
+        <w:t xml:space="preserve">100% Refund Guarantee: Under the Blue Collar Partner Guarantee, 100% of your residual candidate commitment deposit ($720 AUD) is refunded by MACA LIMITED upon arrival and site deployment, or refunded if Blue Collar fails to secure placement.</w:t>
       </w:r>
     </w:p>
     <w:p>
